--- a/assets/docs/Согласие на обработку персональных данных.docx
+++ b/assets/docs/Согласие на обработку персональных данных.docx
@@ -95,7 +95,7 @@
           <w:sz w:val="24"/>
           <w:szCs w:val="24"/>
         </w:rPr>
-        <w:t>размещенную</w:t>
+        <w:t>размещённую</w:t>
       </w:r>
       <w:proofErr w:type="spellEnd"/>
       <w:r>
@@ -104,7 +104,7 @@
           <w:sz w:val="24"/>
           <w:szCs w:val="24"/>
         </w:rPr>
-        <w:t xml:space="preserve"> на официальном сайте Всероссийского гражданско-патриотического диктанта «Моя любовь, душа моя – Россия!» (далее – Диктант) </w:t>
+        <w:t xml:space="preserve"> в официальном разделе Всероссийского гражданско-патриотического диктанта «Моя любовь, душа моя – Россия!» на сайте Президентской академии (далее – Диктант) </w:t>
       </w:r>
       <w:r>
         <w:rPr>
